--- a/SITP/CN/Notes/M01_Introduction_and_Network_Models.docx
+++ b/SITP/CN/Notes/M01_Introduction_and_Network_Models.docx
@@ -3009,7 +3009,7 @@
               <w:pStyle w:val="Compact"/>
             </w:pPr>
             <w:r>
-              <w:t xml:space="preserve">both connection-oriented</w:t>
+              <w:t xml:space="preserve">both CO and CL service</w:t>
             </w:r>
           </w:p>
         </w:tc>
